--- a/templates/W3-68-01A.docx
+++ b/templates/W3-68-01A.docx
@@ -91,7 +91,7 @@
         <w:rPr>
           <w:rFonts w:ascii="標楷體" w:eastAsia="標楷體" w:hAnsi="標楷體" w:hint="eastAsia"/>
         </w:rPr>
-        <w:t xml:space="preserve"> □初檢 □複檢</w:t>
+        <w:t xml:space="preserve"> {{FIRSTCK}}初檢 {{RECK}}複檢</w:t>
       </w:r>
     </w:p>
     <w:tbl>

--- a/templates/W3-68-01A.docx
+++ b/templates/W3-68-01A.docx
@@ -13,8 +13,8 @@
           <w:rFonts w:ascii="標楷體" w:eastAsia="標楷體" w:hAnsi="標楷體"/>
           <w:b/>
           <w:color w:val="FF0000"/>
-          <w:sz w:val="28"/>
-          <w:szCs w:val="28"/>
+          <w:sz w:val="24"/>
+          <w:szCs w:val="24"/>
           <w:u w:val="single"/>
         </w:rPr>
       </w:pPr>
@@ -22,7 +22,7 @@
         <w:rPr>
           <w:rFonts w:ascii="標楷體" w:eastAsia="標楷體" w:hAnsi="標楷體" w:hint="eastAsia"/>
           <w:b/>
-          <w:sz w:val="28"/>
+          <w:sz w:val="24"/>
         </w:rPr>
         <w:t>({{ORG}})</w:t>
       </w:r>
@@ -30,8 +30,8 @@
         <w:rPr>
           <w:rFonts w:ascii="標楷體" w:eastAsia="標楷體" w:hAnsi="標楷體" w:hint="eastAsia"/>
           <w:b/>
-          <w:sz w:val="28"/>
-          <w:szCs w:val="28"/>
+          <w:sz w:val="24"/>
+          <w:szCs w:val="24"/>
         </w:rPr>
         <w:t xml:space="preserve">高壓氣體特定設備定期</w:t>
       </w:r>
@@ -40,8 +40,8 @@
           <w:rFonts w:ascii="標楷體" w:eastAsia="標楷體" w:hAnsi="標楷體" w:hint="eastAsia"/>
           <w:b/>
           <w:bCs/>
-          <w:sz w:val="28"/>
-          <w:szCs w:val="28"/>
+          <w:sz w:val="24"/>
+          <w:szCs w:val="24"/>
         </w:rPr>
         <w:t>檢查</w:t>
       </w:r>
@@ -49,8 +49,8 @@
         <w:rPr>
           <w:rFonts w:ascii="標楷體" w:eastAsia="標楷體" w:hAnsi="標楷體" w:hint="eastAsia"/>
           <w:b/>
-          <w:sz w:val="28"/>
-          <w:szCs w:val="28"/>
+          <w:sz w:val="24"/>
+          <w:szCs w:val="24"/>
         </w:rPr>
         <w:t>結果及會談紀錄(適用加熱爐)</w:t>
       </w:r>

--- a/templates/W3-68-01A.docx
+++ b/templates/W3-68-01A.docx
@@ -3952,7 +3952,7 @@
                 <w:sz w:val="20"/>
                 <w:szCs w:val="20"/>
               </w:rPr>
-              <w:t>□ 1.檢查結果 □合格 □不合格 □限制合格 □未備妥 □程序不符。</w:t>
+              <w:t>■ 1.檢查結果 □合格 □不合格 □限制合格 □未備妥 □程序不符。</w:t>
             </w:r>
           </w:p>
           <w:p>

--- a/templates/W3-68-01A.docx
+++ b/templates/W3-68-01A.docx
@@ -24,7 +24,7 @@
           <w:b/>
           <w:sz w:val="24"/>
         </w:rPr>
-        <w:t>({{ORG}})</w:t>
+        <w:t>{{ORG}}</w:t>
       </w:r>
       <w:r>
         <w:rPr>
